--- a/README.docx
+++ b/README.docx
@@ -409,6 +409,38 @@
                 <w:rFonts w:ascii="Segoe UI" w:hAnsi="Segoe UI"/>
                 <w:sz w:val="20"/>
               </w:rPr>
+              <w:t>Build a per-instance/monthly/yearly cost report</w:t>
+            </w:r>
+          </w:p>
+        </w:tc>
+        <w:tc>
+          <w:tcPr>
+            <w:tcW w:type="dxa" w:w="4680"/>
+          </w:tcPr>
+          <w:p>
+            <w:r/>
+            <w:r>
+              <w:rPr>
+                <w:rFonts w:ascii="Segoe UI" w:hAnsi="Segoe UI"/>
+                <w:sz w:val="20"/>
+              </w:rPr>
+              <w:t>9. Reporting in Camunda Optimize</w:t>
+            </w:r>
+          </w:p>
+        </w:tc>
+      </w:tr>
+      <w:tr>
+        <w:tc>
+          <w:tcPr>
+            <w:tcW w:type="dxa" w:w="4680"/>
+          </w:tcPr>
+          <w:p>
+            <w:r/>
+            <w:r>
+              <w:rPr>
+                <w:rFonts w:ascii="Segoe UI" w:hAnsi="Segoe UI"/>
+                <w:sz w:val="20"/>
+              </w:rPr>
               <w:t>Deploy with Docker</w:t>
             </w:r>
           </w:p>
@@ -424,7 +456,7 @@
                 <w:rFonts w:ascii="Segoe UI" w:hAnsi="Segoe UI"/>
                 <w:sz w:val="20"/>
               </w:rPr>
-              <w:t>9. Docker deployment, step by step</w:t>
+              <w:t>10. Docker deployment, step by step</w:t>
             </w:r>
           </w:p>
         </w:tc>
@@ -456,7 +488,7 @@
                 <w:rFonts w:ascii="Segoe UI" w:hAnsi="Segoe UI"/>
                 <w:sz w:val="20"/>
               </w:rPr>
-              <w:t>10. Troubleshooting / FAQ</w:t>
+              <w:t>11. Troubleshooting / FAQ</w:t>
             </w:r>
           </w:p>
         </w:tc>
@@ -488,7 +520,7 @@
                 <w:rFonts w:ascii="Segoe UI" w:hAnsi="Segoe UI"/>
                 <w:sz w:val="20"/>
               </w:rPr>
-              <w:t>11. Glossary</w:t>
+              <w:t>12. Glossary</w:t>
             </w:r>
           </w:p>
         </w:tc>
@@ -520,7 +552,7 @@
                 <w:rFonts w:ascii="Segoe UI" w:hAnsi="Segoe UI"/>
                 <w:sz w:val="20"/>
               </w:rPr>
-              <w:t>12. Known limitations</w:t>
+              <w:t>13. Known limitations</w:t>
             </w:r>
           </w:p>
         </w:tc>
@@ -1341,7 +1373,7 @@
           <w:rFonts w:ascii="Segoe UI" w:hAnsi="Segoe UI"/>
           <w:sz w:val="22"/>
         </w:rPr>
-        <w:t>-shaped data — see Section 12 for exactly what it does and doesn't include).</w:t>
+        <w:t>-shaped data — see Section 13 for exactly what it does and doesn't include).</w:t>
       </w:r>
     </w:p>
     <w:p>
@@ -2104,7 +2136,7 @@
           <w:rFonts w:ascii="Segoe UI" w:hAnsi="Segoe UI"/>
           <w:sz w:val="22"/>
         </w:rPr>
-        <w:t xml:space="preserve"> — see Section 9 for the full walkthrough; it mounts the jar into Camunda's own </w:t>
+        <w:t xml:space="preserve"> — see Section 10 for the full walkthrough; it mounts the jar into Camunda's own </w:t>
       </w:r>
       <w:r>
         <w:rPr>
@@ -2894,7 +2926,7 @@
                 <w:rFonts w:ascii="Segoe UI" w:hAnsi="Segoe UI"/>
                 <w:sz w:val="20"/>
               </w:rPr>
-              <w:t>, but the connector does no currency conversion (see Section 12).</w:t>
+              <w:t>, but the connector does no currency conversion (see Section 13).</w:t>
             </w:r>
           </w:p>
         </w:tc>
@@ -4536,7 +4568,7 @@
           <w:color w:val="222222"/>
           <w:sz w:val="19"/>
         </w:rPr>
-        <w:t>Start (iterationCount = 0, totalCostMicros = 0)</w:t>
+        <w:t>Start (iterationCount = 0, totalCostMicros = 0, totalCostUsd = 0)</w:t>
       </w:r>
     </w:p>
     <w:p>
@@ -4582,6 +4614,21 @@
           <w:sz w:val="19"/>
         </w:rPr>
         <w:t xml:space="preserve">      (totalCostMicros = totalCostMicros + tokenCostResult.costMicros)</w:t>
+      </w:r>
+    </w:p>
+    <w:p>
+      <w:pPr>
+        <w:shd w:val="clear" w:color="auto" w:fill="F2F2F2"/>
+        <w:spacing w:after="0" w:before="0"/>
+        <w:ind w:left="216"/>
+      </w:pPr>
+      <w:r>
+        <w:rPr>
+          <w:rFonts w:ascii="Consolas" w:hAnsi="Consolas"/>
+          <w:color w:val="222222"/>
+          <w:sz w:val="19"/>
+        </w:rPr>
+        <w:t xml:space="preserve">      (totalCostUsd = totalCostUsd + tokenCostResult.costUsd)</w:t>
       </w:r>
     </w:p>
     <w:p>
@@ -4657,6 +4704,45 @@
           <w:sz w:val="22"/>
         </w:rPr>
         <w:t>Swap the placeholder "AI Agent Task"/"AI Agent Sub-process" elements in these files for real, fully-configured ones when adapting them for your own process.</w:t>
+      </w:r>
+    </w:p>
+    <w:p>
+      <w:r>
+        <w:rPr>
+          <w:rFonts w:ascii="Segoe UI" w:hAnsi="Segoe UI"/>
+          <w:sz w:val="22"/>
+        </w:rPr>
+        <w:t>Both files accumulate the same two flat, top-level, numeric process variables (</w:t>
+      </w:r>
+      <w:r>
+        <w:rPr>
+          <w:rFonts w:ascii="Consolas" w:hAnsi="Consolas"/>
+          <w:color w:val="A01E4C"/>
+          <w:sz w:val="20"/>
+        </w:rPr>
+        <w:t>totalCostMicros</w:t>
+      </w:r>
+      <w:r>
+        <w:rPr>
+          <w:rFonts w:ascii="Segoe UI" w:hAnsi="Segoe UI"/>
+          <w:sz w:val="22"/>
+        </w:rPr>
+        <w:t>/</w:t>
+      </w:r>
+      <w:r>
+        <w:rPr>
+          <w:rFonts w:ascii="Consolas" w:hAnsi="Consolas"/>
+          <w:color w:val="A01E4C"/>
+          <w:sz w:val="20"/>
+        </w:rPr>
+        <w:t>totalCostUsd</w:t>
+      </w:r>
+      <w:r>
+        <w:rPr>
+          <w:rFonts w:ascii="Segoe UI" w:hAnsi="Segoe UI"/>
+          <w:sz w:val="22"/>
+        </w:rPr>
+        <w:t>) even though the Sub-process file only makes one connector call — matching variable names across both patterns, and initializing/accumulating rather than just assigning once, means the same Section 9 reporting recipe works unmodified whichever pattern you use, and the Sub-process file's pattern still works if you later wrap it in a loop of your own.</w:t>
       </w:r>
     </w:p>
     <w:p>
@@ -5305,7 +5391,7 @@
           <w:rFonts w:ascii="Segoe UI" w:hAnsi="Segoe UI"/>
           <w:sz w:val="22"/>
         </w:rPr>
-        <w:t xml:space="preserve"> on the Docker Compose network from Section 9).</w:t>
+        <w:t xml:space="preserve"> on the Docker Compose network from Section 10).</w:t>
       </w:r>
     </w:p>
     <w:p>
@@ -5457,7 +5543,7 @@
           <w:rFonts w:ascii="Segoe UI" w:hAnsi="Segoe UI"/>
           <w:sz w:val="22"/>
         </w:rPr>
-        <w:t xml:space="preserve"> (if licensed) can report and chart on it directly, entirely independent of the Prometheus path above. Use whichever fits the question you're asking: Prometheus/Grafana for aggregate trends across every instance and model, Operate/Optimize for "what did this one process instance cost."</w:t>
+        <w:t xml:space="preserve"> (if licensed) can report and chart on it directly, entirely independent of the Prometheus path above. Use whichever fits the question you're asking: Prometheus/Grafana for aggregate trends across every instance and model, Operate/Optimize for "what did this one process instance cost" — see Section 9 for exactly how to build that report.</w:t>
       </w:r>
     </w:p>
     <w:p>
@@ -5469,7 +5555,643 @@
           <w:rFonts w:ascii="Segoe UI" w:hAnsi="Segoe UI"/>
           <w:sz w:val="36"/>
         </w:rPr>
-        <w:t>9. Docker deployment, step by step</w:t>
+        <w:t>9. Reporting in Camunda Optimize</w:t>
+      </w:r>
+    </w:p>
+    <w:p>
+      <w:r>
+        <w:rPr>
+          <w:rFonts w:ascii="Segoe UI" w:hAnsi="Segoe UI"/>
+          <w:sz w:val="22"/>
+        </w:rPr>
+        <w:t xml:space="preserve">Prometheus/Grafana (Section 8) is for real-time, provider/model-level charts. For business-facing reports — "what did this process instance cost," "total AI spend this month/year" — Optimize is the better tool, and the demo BPMN files' </w:t>
+      </w:r>
+      <w:r>
+        <w:rPr>
+          <w:rFonts w:ascii="Consolas" w:hAnsi="Consolas"/>
+          <w:color w:val="A01E4C"/>
+          <w:sz w:val="20"/>
+        </w:rPr>
+        <w:t>totalCostMicros</w:t>
+      </w:r>
+      <w:r>
+        <w:rPr>
+          <w:rFonts w:ascii="Segoe UI" w:hAnsi="Segoe UI"/>
+          <w:sz w:val="22"/>
+        </w:rPr>
+        <w:t>/</w:t>
+      </w:r>
+      <w:r>
+        <w:rPr>
+          <w:rFonts w:ascii="Consolas" w:hAnsi="Consolas"/>
+          <w:color w:val="A01E4C"/>
+          <w:sz w:val="20"/>
+        </w:rPr>
+        <w:t>totalCostUsd</w:t>
+      </w:r>
+      <w:r>
+        <w:rPr>
+          <w:rFonts w:ascii="Segoe UI" w:hAnsi="Segoe UI"/>
+          <w:sz w:val="22"/>
+        </w:rPr>
+        <w:t xml:space="preserve"> accumulator variables (see Section 6.4) are built specifically to feed it.</w:t>
+      </w:r>
+    </w:p>
+    <w:p>
+      <w:pPr>
+        <w:pStyle w:val="Heading2"/>
+      </w:pPr>
+      <w:r>
+        <w:rPr>
+          <w:rFonts w:ascii="Segoe UI" w:hAnsi="Segoe UI"/>
+          <w:sz w:val="28"/>
+        </w:rPr>
+        <w:t>9.1 Building the reports</w:t>
+      </w:r>
+    </w:p>
+    <w:tbl>
+      <w:tblPr>
+        <w:tblStyle w:val="TableGrid"/>
+        <w:tblW w:type="auto" w:w="0"/>
+        <w:jc w:val="center"/>
+        <w:tblLook w:firstColumn="1" w:firstRow="1" w:lastColumn="0" w:lastRow="0" w:noHBand="0" w:noVBand="1" w:val="04A0"/>
+        <w:tblCellMar>
+          <w:top w:w="100" w:type="dxa"/>
+          <w:bottom w:w="100" w:type="dxa"/>
+          <w:left w:w="100" w:type="dxa"/>
+          <w:right w:w="100" w:type="dxa"/>
+        </w:tblCellMar>
+      </w:tblPr>
+      <w:tblGrid>
+        <w:gridCol w:w="4680"/>
+        <w:gridCol w:w="4680"/>
+      </w:tblGrid>
+      <w:tr>
+        <w:tc>
+          <w:tcPr>
+            <w:tcW w:type="dxa" w:w="4680"/>
+            <w:shd w:val="clear" w:color="auto" w:fill="1F3864"/>
+          </w:tcPr>
+          <w:p>
+            <w:r>
+              <w:rPr>
+                <w:b/>
+                <w:color w:val="FFFFFF"/>
+              </w:rPr>
+            </w:r>
+            <w:r>
+              <w:rPr>
+                <w:rFonts w:ascii="Segoe UI" w:hAnsi="Segoe UI"/>
+                <w:b/>
+                <w:color w:val="FFFFFF"/>
+                <w:sz w:val="20"/>
+              </w:rPr>
+              <w:t>Report</w:t>
+            </w:r>
+          </w:p>
+        </w:tc>
+        <w:tc>
+          <w:tcPr>
+            <w:tcW w:type="dxa" w:w="4680"/>
+            <w:shd w:val="clear" w:color="auto" w:fill="1F3864"/>
+          </w:tcPr>
+          <w:p>
+            <w:r>
+              <w:rPr>
+                <w:b/>
+                <w:color w:val="FFFFFF"/>
+              </w:rPr>
+            </w:r>
+            <w:r>
+              <w:rPr>
+                <w:rFonts w:ascii="Segoe UI" w:hAnsi="Segoe UI"/>
+                <w:b/>
+                <w:color w:val="FFFFFF"/>
+                <w:sz w:val="20"/>
+              </w:rPr>
+              <w:t>Optimize configuration</w:t>
+            </w:r>
+          </w:p>
+        </w:tc>
+      </w:tr>
+      <w:tr>
+        <w:tc>
+          <w:tcPr>
+            <w:tcW w:type="dxa" w:w="4680"/>
+          </w:tcPr>
+          <w:p>
+            <w:r/>
+            <w:r>
+              <w:rPr>
+                <w:rFonts w:ascii="Segoe UI" w:hAnsi="Segoe UI"/>
+                <w:sz w:val="20"/>
+              </w:rPr>
+              <w:t>Cost of one process instance</w:t>
+            </w:r>
+          </w:p>
+        </w:tc>
+        <w:tc>
+          <w:tcPr>
+            <w:tcW w:type="dxa" w:w="4680"/>
+          </w:tcPr>
+          <w:p>
+            <w:r/>
+            <w:r>
+              <w:rPr>
+                <w:rFonts w:ascii="Segoe UI" w:hAnsi="Segoe UI"/>
+                <w:sz w:val="20"/>
+              </w:rPr>
+              <w:t xml:space="preserve">Report type </w:t>
+            </w:r>
+            <w:r>
+              <w:rPr>
+                <w:rFonts w:ascii="Segoe UI" w:hAnsi="Segoe UI"/>
+                <w:b/>
+                <w:sz w:val="20"/>
+              </w:rPr>
+              <w:t>Process Instance</w:t>
+            </w:r>
+            <w:r>
+              <w:rPr>
+                <w:rFonts w:ascii="Segoe UI" w:hAnsi="Segoe UI"/>
+                <w:sz w:val="20"/>
+              </w:rPr>
+              <w:t xml:space="preserve">, grouped by </w:t>
+            </w:r>
+            <w:r>
+              <w:rPr>
+                <w:rFonts w:ascii="Segoe UI" w:hAnsi="Segoe UI"/>
+                <w:b/>
+                <w:sz w:val="20"/>
+              </w:rPr>
+              <w:t>None</w:t>
+            </w:r>
+            <w:r>
+              <w:rPr>
+                <w:rFonts w:ascii="Segoe UI" w:hAnsi="Segoe UI"/>
+                <w:sz w:val="20"/>
+              </w:rPr>
+              <w:t xml:space="preserve"> — one row per instance, showing </w:t>
+            </w:r>
+            <w:r>
+              <w:rPr>
+                <w:rFonts w:ascii="Consolas" w:hAnsi="Consolas"/>
+                <w:color w:val="A01E4C"/>
+                <w:sz w:val="20"/>
+              </w:rPr>
+              <w:t>totalCostUsd</w:t>
+            </w:r>
+            <w:r>
+              <w:rPr>
+                <w:rFonts w:ascii="Segoe UI" w:hAnsi="Segoe UI"/>
+                <w:sz w:val="20"/>
+              </w:rPr>
+              <w:t>.</w:t>
+            </w:r>
+          </w:p>
+        </w:tc>
+      </w:tr>
+      <w:tr>
+        <w:tc>
+          <w:tcPr>
+            <w:tcW w:type="dxa" w:w="4680"/>
+          </w:tcPr>
+          <w:p>
+            <w:r/>
+            <w:r>
+              <w:rPr>
+                <w:rFonts w:ascii="Segoe UI" w:hAnsi="Segoe UI"/>
+                <w:sz w:val="20"/>
+              </w:rPr>
+              <w:t>Monthly or yearly total spend</w:t>
+            </w:r>
+          </w:p>
+        </w:tc>
+        <w:tc>
+          <w:tcPr>
+            <w:tcW w:type="dxa" w:w="4680"/>
+          </w:tcPr>
+          <w:p>
+            <w:r/>
+            <w:r>
+              <w:rPr>
+                <w:rFonts w:ascii="Segoe UI" w:hAnsi="Segoe UI"/>
+                <w:sz w:val="20"/>
+              </w:rPr>
+              <w:t xml:space="preserve">Same report type, grouped by </w:t>
+            </w:r>
+            <w:r>
+              <w:rPr>
+                <w:rFonts w:ascii="Segoe UI" w:hAnsi="Segoe UI"/>
+                <w:b/>
+                <w:sz w:val="20"/>
+              </w:rPr>
+              <w:t>Start Date</w:t>
+            </w:r>
+            <w:r>
+              <w:rPr>
+                <w:rFonts w:ascii="Segoe UI" w:hAnsi="Segoe UI"/>
+                <w:sz w:val="20"/>
+              </w:rPr>
+              <w:t xml:space="preserve"> with granularity </w:t>
+            </w:r>
+            <w:r>
+              <w:rPr>
+                <w:rFonts w:ascii="Segoe UI" w:hAnsi="Segoe UI"/>
+                <w:b/>
+                <w:sz w:val="20"/>
+              </w:rPr>
+              <w:t>Month</w:t>
+            </w:r>
+            <w:r>
+              <w:rPr>
+                <w:rFonts w:ascii="Segoe UI" w:hAnsi="Segoe UI"/>
+                <w:sz w:val="20"/>
+              </w:rPr>
+              <w:t xml:space="preserve"> or </w:t>
+            </w:r>
+            <w:r>
+              <w:rPr>
+                <w:rFonts w:ascii="Segoe UI" w:hAnsi="Segoe UI"/>
+                <w:b/>
+                <w:sz w:val="20"/>
+              </w:rPr>
+              <w:t>Year</w:t>
+            </w:r>
+            <w:r>
+              <w:rPr>
+                <w:rFonts w:ascii="Segoe UI" w:hAnsi="Segoe UI"/>
+                <w:sz w:val="20"/>
+              </w:rPr>
+              <w:t xml:space="preserve">, aggregation </w:t>
+            </w:r>
+            <w:r>
+              <w:rPr>
+                <w:rFonts w:ascii="Segoe UI" w:hAnsi="Segoe UI"/>
+                <w:b/>
+                <w:sz w:val="20"/>
+              </w:rPr>
+              <w:t>Sum</w:t>
+            </w:r>
+            <w:r>
+              <w:rPr>
+                <w:rFonts w:ascii="Segoe UI" w:hAnsi="Segoe UI"/>
+                <w:sz w:val="20"/>
+              </w:rPr>
+              <w:t xml:space="preserve"> on </w:t>
+            </w:r>
+            <w:r>
+              <w:rPr>
+                <w:rFonts w:ascii="Consolas" w:hAnsi="Consolas"/>
+                <w:color w:val="A01E4C"/>
+                <w:sz w:val="20"/>
+              </w:rPr>
+              <w:t>totalCostUsd</w:t>
+            </w:r>
+            <w:r>
+              <w:rPr>
+                <w:rFonts w:ascii="Segoe UI" w:hAnsi="Segoe UI"/>
+                <w:sz w:val="20"/>
+              </w:rPr>
+              <w:t>.</w:t>
+            </w:r>
+          </w:p>
+        </w:tc>
+      </w:tr>
+      <w:tr>
+        <w:tc>
+          <w:tcPr>
+            <w:tcW w:type="dxa" w:w="4680"/>
+          </w:tcPr>
+          <w:p>
+            <w:r/>
+            <w:r>
+              <w:rPr>
+                <w:rFonts w:ascii="Segoe UI" w:hAnsi="Segoe UI"/>
+                <w:sz w:val="20"/>
+              </w:rPr>
+              <w:t>Average cost per instance, monthly</w:t>
+            </w:r>
+          </w:p>
+        </w:tc>
+        <w:tc>
+          <w:tcPr>
+            <w:tcW w:type="dxa" w:w="4680"/>
+          </w:tcPr>
+          <w:p>
+            <w:r/>
+            <w:r>
+              <w:rPr>
+                <w:rFonts w:ascii="Segoe UI" w:hAnsi="Segoe UI"/>
+                <w:sz w:val="20"/>
+              </w:rPr>
+              <w:t xml:space="preserve">Same as above with aggregation </w:t>
+            </w:r>
+            <w:r>
+              <w:rPr>
+                <w:rFonts w:ascii="Segoe UI" w:hAnsi="Segoe UI"/>
+                <w:b/>
+                <w:sz w:val="20"/>
+              </w:rPr>
+              <w:t>Average</w:t>
+            </w:r>
+            <w:r>
+              <w:rPr>
+                <w:rFonts w:ascii="Segoe UI" w:hAnsi="Segoe UI"/>
+                <w:sz w:val="20"/>
+              </w:rPr>
+              <w:t xml:space="preserve"> instead of </w:t>
+            </w:r>
+            <w:r>
+              <w:rPr>
+                <w:rFonts w:ascii="Segoe UI" w:hAnsi="Segoe UI"/>
+                <w:b/>
+                <w:sz w:val="20"/>
+              </w:rPr>
+              <w:t>Sum</w:t>
+            </w:r>
+            <w:r>
+              <w:rPr>
+                <w:rFonts w:ascii="Segoe UI" w:hAnsi="Segoe UI"/>
+                <w:sz w:val="20"/>
+              </w:rPr>
+              <w:t>.</w:t>
+            </w:r>
+          </w:p>
+        </w:tc>
+      </w:tr>
+    </w:tbl>
+    <w:p>
+      <w:pPr>
+        <w:spacing w:after="40"/>
+      </w:pPr>
+    </w:p>
+    <w:p>
+      <w:pPr>
+        <w:pStyle w:val="Heading2"/>
+      </w:pPr>
+      <w:r>
+        <w:rPr>
+          <w:rFonts w:ascii="Segoe UI" w:hAnsi="Segoe UI"/>
+          <w:sz w:val="28"/>
+        </w:rPr>
+        <w:t>9.2 Why this works, and its one real limit</w:t>
+      </w:r>
+    </w:p>
+    <w:p>
+      <w:r>
+        <w:rPr>
+          <w:rFonts w:ascii="Segoe UI" w:hAnsi="Segoe UI"/>
+          <w:sz w:val="22"/>
+        </w:rPr>
+        <w:t xml:space="preserve">This works because </w:t>
+      </w:r>
+      <w:r>
+        <w:rPr>
+          <w:rFonts w:ascii="Consolas" w:hAnsi="Consolas"/>
+          <w:color w:val="A01E4C"/>
+          <w:sz w:val="20"/>
+        </w:rPr>
+        <w:t>totalCostUsd</w:t>
+      </w:r>
+      <w:r>
+        <w:rPr>
+          <w:rFonts w:ascii="Segoe UI" w:hAnsi="Segoe UI"/>
+          <w:sz w:val="22"/>
+        </w:rPr>
+        <w:t xml:space="preserve"> is a </w:t>
+      </w:r>
+      <w:r>
+        <w:rPr>
+          <w:rFonts w:ascii="Segoe UI" w:hAnsi="Segoe UI"/>
+          <w:b/>
+          <w:sz w:val="22"/>
+        </w:rPr>
+        <w:t>flat, top-level, numeric</w:t>
+      </w:r>
+      <w:r>
+        <w:rPr>
+          <w:rFonts w:ascii="Segoe UI" w:hAnsi="Segoe UI"/>
+          <w:sz w:val="22"/>
+        </w:rPr>
+        <w:t xml:space="preserve"> process variable holding its final value at process completion — exactly the shape Optimize's variable-based grouping and aggregation need.</w:t>
+      </w:r>
+    </w:p>
+    <w:p>
+      <w:r>
+        <w:rPr>
+          <w:rFonts w:ascii="Segoe UI" w:hAnsi="Segoe UI"/>
+          <w:sz w:val="22"/>
+        </w:rPr>
+        <w:t xml:space="preserve">It will </w:t>
+      </w:r>
+      <w:r>
+        <w:rPr>
+          <w:rFonts w:ascii="Segoe UI" w:hAnsi="Segoe UI"/>
+          <w:b/>
+          <w:sz w:val="22"/>
+        </w:rPr>
+        <w:t>not</w:t>
+      </w:r>
+      <w:r>
+        <w:rPr>
+          <w:rFonts w:ascii="Segoe UI" w:hAnsi="Segoe UI"/>
+          <w:sz w:val="22"/>
+        </w:rPr>
+        <w:t xml:space="preserve"> work directly on </w:t>
+      </w:r>
+      <w:r>
+        <w:rPr>
+          <w:rFonts w:ascii="Consolas" w:hAnsi="Consolas"/>
+          <w:color w:val="A01E4C"/>
+          <w:sz w:val="20"/>
+        </w:rPr>
+        <w:t>tokenCostResult</w:t>
+      </w:r>
+      <w:r>
+        <w:rPr>
+          <w:rFonts w:ascii="Segoe UI" w:hAnsi="Segoe UI"/>
+          <w:sz w:val="22"/>
+        </w:rPr>
+        <w:t xml:space="preserve"> itself, since that's a nested object (one per call, not one per instance) — Optimize's variable reporting operates on scalars, not nested JSON structures, unless you specifically configure it as an object variable for field-level drill-down. This is exactly why the demo BPMN files separately accumulate </w:t>
+      </w:r>
+      <w:r>
+        <w:rPr>
+          <w:rFonts w:ascii="Consolas" w:hAnsi="Consolas"/>
+          <w:color w:val="A01E4C"/>
+          <w:sz w:val="20"/>
+        </w:rPr>
+        <w:t>totalCostUsd</w:t>
+      </w:r>
+      <w:r>
+        <w:rPr>
+          <w:rFonts w:ascii="Segoe UI" w:hAnsi="Segoe UI"/>
+          <w:sz w:val="22"/>
+        </w:rPr>
+        <w:t xml:space="preserve"> alongside returning </w:t>
+      </w:r>
+      <w:r>
+        <w:rPr>
+          <w:rFonts w:ascii="Consolas" w:hAnsi="Consolas"/>
+          <w:color w:val="A01E4C"/>
+          <w:sz w:val="20"/>
+        </w:rPr>
+        <w:t>tokenCostResult</w:t>
+      </w:r>
+      <w:r>
+        <w:rPr>
+          <w:rFonts w:ascii="Segoe UI" w:hAnsi="Segoe UI"/>
+          <w:sz w:val="22"/>
+        </w:rPr>
+        <w:t xml:space="preserve"> as-is — one shape for per-call detail, another for per-instance/aggregate reporting.</w:t>
+      </w:r>
+    </w:p>
+    <w:p>
+      <w:pPr>
+        <w:pStyle w:val="Heading2"/>
+      </w:pPr>
+      <w:r>
+        <w:rPr>
+          <w:rFonts w:ascii="Segoe UI" w:hAnsi="Segoe UI"/>
+          <w:sz w:val="28"/>
+        </w:rPr>
+        <w:t>9.3 Before you rely on this</w:t>
+      </w:r>
+    </w:p>
+    <w:p>
+      <w:pPr>
+        <w:tabs>
+          <w:tab w:pos="432" w:val="left"/>
+        </w:tabs>
+        <w:spacing w:after="80"/>
+        <w:ind w:left="432" w:hanging="432"/>
+      </w:pPr>
+      <w:r>
+        <w:rPr>
+          <w:rFonts w:ascii="Segoe UI" w:hAnsi="Segoe UI"/>
+          <w:sz w:val="22"/>
+        </w:rPr>
+        <w:t>•</w:t>
+        <w:tab/>
+      </w:r>
+      <w:r>
+        <w:rPr>
+          <w:rFonts w:ascii="Consolas" w:hAnsi="Consolas"/>
+          <w:color w:val="A01E4C"/>
+          <w:sz w:val="20"/>
+        </w:rPr>
+        <w:t>totalCostUsd</w:t>
+      </w:r>
+      <w:r>
+        <w:rPr>
+          <w:rFonts w:ascii="Segoe UI" w:hAnsi="Segoe UI"/>
+          <w:sz w:val="22"/>
+        </w:rPr>
+        <w:t>/</w:t>
+      </w:r>
+      <w:r>
+        <w:rPr>
+          <w:rFonts w:ascii="Consolas" w:hAnsi="Consolas"/>
+          <w:color w:val="A01E4C"/>
+          <w:sz w:val="20"/>
+        </w:rPr>
+        <w:t>totalCostMicros</w:t>
+      </w:r>
+      <w:r>
+        <w:rPr>
+          <w:rFonts w:ascii="Segoe UI" w:hAnsi="Segoe UI"/>
+          <w:sz w:val="22"/>
+        </w:rPr>
+        <w:t xml:space="preserve"> must actually be exported to Optimize's data layer — if your cluster restricts which process variables get indexed for history/Optimize, make sure these two aren't excluded.</w:t>
+      </w:r>
+    </w:p>
+    <w:p>
+      <w:pPr>
+        <w:tabs>
+          <w:tab w:pos="432" w:val="left"/>
+        </w:tabs>
+        <w:spacing w:after="80"/>
+        <w:ind w:left="432" w:hanging="432"/>
+      </w:pPr>
+      <w:r>
+        <w:rPr>
+          <w:rFonts w:ascii="Segoe UI" w:hAnsi="Segoe UI"/>
+          <w:sz w:val="22"/>
+        </w:rPr>
+        <w:t>•</w:t>
+        <w:tab/>
+      </w:r>
+      <w:r>
+        <w:rPr>
+          <w:rFonts w:ascii="Consolas" w:hAnsi="Consolas"/>
+          <w:color w:val="A01E4C"/>
+          <w:sz w:val="20"/>
+        </w:rPr>
+        <w:t>totalCostMicros</w:t>
+      </w:r>
+      <w:r>
+        <w:rPr>
+          <w:rFonts w:ascii="Segoe UI" w:hAnsi="Segoe UI"/>
+          <w:sz w:val="22"/>
+        </w:rPr>
+        <w:t xml:space="preserve"> (integer micro-dollars) is the exact, authoritative figure; </w:t>
+      </w:r>
+      <w:r>
+        <w:rPr>
+          <w:rFonts w:ascii="Consolas" w:hAnsi="Consolas"/>
+          <w:color w:val="A01E4C"/>
+          <w:sz w:val="20"/>
+        </w:rPr>
+        <w:t>totalCostUsd</w:t>
+      </w:r>
+      <w:r>
+        <w:rPr>
+          <w:rFonts w:ascii="Segoe UI" w:hAnsi="Segoe UI"/>
+          <w:sz w:val="22"/>
+        </w:rPr>
+        <w:t xml:space="preserve"> (decimal dollars) is a display-only convenience derived from it, purpose-built for a report a business user will actually read — point Optimize at </w:t>
+      </w:r>
+      <w:r>
+        <w:rPr>
+          <w:rFonts w:ascii="Consolas" w:hAnsi="Consolas"/>
+          <w:color w:val="A01E4C"/>
+          <w:sz w:val="20"/>
+        </w:rPr>
+        <w:t>totalCostUsd</w:t>
+      </w:r>
+      <w:r>
+        <w:rPr>
+          <w:rFonts w:ascii="Segoe UI" w:hAnsi="Segoe UI"/>
+          <w:sz w:val="22"/>
+        </w:rPr>
+        <w:t xml:space="preserve">, not </w:t>
+      </w:r>
+      <w:r>
+        <w:rPr>
+          <w:rFonts w:ascii="Consolas" w:hAnsi="Consolas"/>
+          <w:color w:val="A01E4C"/>
+          <w:sz w:val="20"/>
+        </w:rPr>
+        <w:t>totalCostMicros</w:t>
+      </w:r>
+      <w:r>
+        <w:rPr>
+          <w:rFonts w:ascii="Segoe UI" w:hAnsi="Segoe UI"/>
+          <w:sz w:val="22"/>
+        </w:rPr>
+        <w:t>.</w:t>
+      </w:r>
+    </w:p>
+    <w:p>
+      <w:pPr>
+        <w:pStyle w:val="Heading1"/>
+      </w:pPr>
+      <w:r>
+        <w:rPr>
+          <w:rFonts w:ascii="Segoe UI" w:hAnsi="Segoe UI"/>
+          <w:sz w:val="36"/>
+        </w:rPr>
+        <w:t>10. Docker deployment, step by step</w:t>
       </w:r>
     </w:p>
     <w:p>
@@ -5912,7 +6634,7 @@
           <w:rFonts w:ascii="Segoe UI" w:hAnsi="Segoe UI"/>
           <w:sz w:val="36"/>
         </w:rPr>
-        <w:t>10. Troubleshooting / FAQ</w:t>
+        <w:t>11. Troubleshooting / FAQ</w:t>
       </w:r>
     </w:p>
     <w:tbl>
@@ -6399,7 +7121,7 @@
                 <w:rFonts w:ascii="Segoe UI" w:hAnsi="Segoe UI"/>
                 <w:sz w:val="20"/>
               </w:rPr>
-              <w:t>, exactly as in Section 9.</w:t>
+              <w:t>, exactly as in Section 10.</w:t>
             </w:r>
           </w:p>
         </w:tc>
@@ -6566,7 +7288,7 @@
           <w:rFonts w:ascii="Segoe UI" w:hAnsi="Segoe UI"/>
           <w:sz w:val="36"/>
         </w:rPr>
-        <w:t>11. Glossary</w:t>
+        <w:t>12. Glossary</w:t>
       </w:r>
     </w:p>
     <w:tbl>
@@ -6761,7 +7483,55 @@
                 <w:rFonts w:ascii="Segoe UI" w:hAnsi="Segoe UI"/>
                 <w:sz w:val="20"/>
               </w:rPr>
-              <w:t>The connector's default result variable — see Section 6.3 for its shape.</w:t>
+              <w:t>The connector's default result variable — see Section 6.3 for its shape. One call, not accumulated.</w:t>
+            </w:r>
+          </w:p>
+        </w:tc>
+      </w:tr>
+      <w:tr>
+        <w:tc>
+          <w:tcPr>
+            <w:tcW w:type="dxa" w:w="4680"/>
+          </w:tcPr>
+          <w:p>
+            <w:r/>
+            <w:r>
+              <w:rPr>
+                <w:rFonts w:ascii="Consolas" w:hAnsi="Consolas"/>
+                <w:color w:val="A01E4C"/>
+                <w:sz w:val="20"/>
+              </w:rPr>
+              <w:t>totalCostMicros</w:t>
+            </w:r>
+            <w:r>
+              <w:rPr>
+                <w:rFonts w:ascii="Segoe UI" w:hAnsi="Segoe UI"/>
+                <w:sz w:val="20"/>
+              </w:rPr>
+              <w:t xml:space="preserve"> / </w:t>
+            </w:r>
+            <w:r>
+              <w:rPr>
+                <w:rFonts w:ascii="Consolas" w:hAnsi="Consolas"/>
+                <w:color w:val="A01E4C"/>
+                <w:sz w:val="20"/>
+              </w:rPr>
+              <w:t>totalCostUsd</w:t>
+            </w:r>
+          </w:p>
+        </w:tc>
+        <w:tc>
+          <w:tcPr>
+            <w:tcW w:type="dxa" w:w="4680"/>
+          </w:tcPr>
+          <w:p>
+            <w:r/>
+            <w:r>
+              <w:rPr>
+                <w:rFonts w:ascii="Segoe UI" w:hAnsi="Segoe UI"/>
+                <w:sz w:val="20"/>
+              </w:rPr>
+              <w:t>The demo BPMN files' own accumulator variables (not part of the connector's own result) — a running total across a process instance's calls, in exact micro-dollars and display-friendly decimal dollars respectively. The shape Optimize reports on — see Section 9.</w:t>
             </w:r>
           </w:p>
         </w:tc>
@@ -7003,7 +7773,7 @@
           <w:rFonts w:ascii="Segoe UI" w:hAnsi="Segoe UI"/>
           <w:sz w:val="36"/>
         </w:rPr>
-        <w:t>12. Known limitations</w:t>
+        <w:t>13. Known limitations</w:t>
       </w:r>
     </w:p>
     <w:p>

--- a/README.docx
+++ b/README.docx
@@ -1358,7 +1358,7 @@
           <w:rFonts w:ascii="Segoe UI" w:hAnsi="Segoe UI"/>
           <w:sz w:val="22"/>
         </w:rPr>
-        <w:t xml:space="preserve">The AI Agent element's own result includes token usage (Camunda's native </w:t>
+        <w:t xml:space="preserve">The AI Agent element's own result includes token usage — but only when its "Include assistant message" option is enabled, at </w:t>
       </w:r>
       <w:r>
         <w:rPr>
@@ -1366,14 +1366,14 @@
           <w:color w:val="A01E4C"/>
           <w:sz w:val="20"/>
         </w:rPr>
-        <w:t>context.metrics.tokenUsage</w:t>
+        <w:t>&lt;resultVariable&gt;.responseMessage.metadata.framework.tokenUsage</w:t>
       </w:r>
       <w:r>
         <w:rPr>
           <w:rFonts w:ascii="Segoe UI" w:hAnsi="Segoe UI"/>
           <w:sz w:val="22"/>
         </w:rPr>
-        <w:t>-shaped data — see Section 13 for exactly what it does and doesn't include).</w:t>
+        <w:t xml:space="preserve"> (see Section 13 for exactly what it does and doesn't include).</w:t>
       </w:r>
     </w:p>
     <w:p>
@@ -3555,7 +3555,7 @@
           <w:rFonts w:ascii="Segoe UI" w:hAnsi="Segoe UI"/>
           <w:sz w:val="22"/>
         </w:rPr>
-        <w:t xml:space="preserve">Fill in the four fields (these are the </w:t>
+        <w:t xml:space="preserve">Fill in the four required fields, plus the optional agent name (these are the </w:t>
       </w:r>
       <w:r>
         <w:rPr>
@@ -3954,7 +3954,7 @@
                 <w:color w:val="A01E4C"/>
                 <w:sz w:val="20"/>
               </w:rPr>
-              <w:t>=agentResult.tokenUsage.inputTokens</w:t>
+              <w:t>=agent.responseMessage.metadata.framework.tokenUsage.inputTokenCount</w:t>
             </w:r>
           </w:p>
         </w:tc>
@@ -4032,7 +4032,99 @@
                 <w:color w:val="A01E4C"/>
                 <w:sz w:val="20"/>
               </w:rPr>
-              <w:t>=agentResult.tokenUsage.outputTokens</w:t>
+              <w:t>=agent.responseMessage.metadata.framework.tokenUsage.outputTokenCount</w:t>
+            </w:r>
+          </w:p>
+        </w:tc>
+      </w:tr>
+      <w:tr>
+        <w:tc>
+          <w:tcPr>
+            <w:tcW w:type="dxa" w:w="1872"/>
+          </w:tcPr>
+          <w:p>
+            <w:r/>
+            <w:r>
+              <w:rPr>
+                <w:rFonts w:ascii="Segoe UI" w:hAnsi="Segoe UI"/>
+                <w:sz w:val="20"/>
+              </w:rPr>
+              <w:t>Agent name</w:t>
+            </w:r>
+          </w:p>
+        </w:tc>
+        <w:tc>
+          <w:tcPr>
+            <w:tcW w:type="dxa" w:w="1872"/>
+          </w:tcPr>
+          <w:p>
+            <w:r/>
+            <w:r>
+              <w:rPr>
+                <w:rFonts w:ascii="Segoe UI" w:hAnsi="Segoe UI"/>
+                <w:sz w:val="20"/>
+              </w:rPr>
+              <w:t>Agent (optional)</w:t>
+            </w:r>
+          </w:p>
+        </w:tc>
+        <w:tc>
+          <w:tcPr>
+            <w:tcW w:type="dxa" w:w="1872"/>
+          </w:tcPr>
+          <w:p>
+            <w:r/>
+            <w:r>
+              <w:rPr>
+                <w:rFonts w:ascii="Segoe UI" w:hAnsi="Segoe UI"/>
+                <w:sz w:val="20"/>
+              </w:rPr>
+              <w:t>No</w:t>
+            </w:r>
+          </w:p>
+        </w:tc>
+        <w:tc>
+          <w:tcPr>
+            <w:tcW w:type="dxa" w:w="1872"/>
+          </w:tcPr>
+          <w:p>
+            <w:r/>
+            <w:r>
+              <w:rPr>
+                <w:rFonts w:ascii="Segoe UI" w:hAnsi="Segoe UI"/>
+                <w:sz w:val="20"/>
+              </w:rPr>
+              <w:t>Yes</w:t>
+            </w:r>
+          </w:p>
+        </w:tc>
+        <w:tc>
+          <w:tcPr>
+            <w:tcW w:type="dxa" w:w="1872"/>
+          </w:tcPr>
+          <w:p>
+            <w:r/>
+            <w:r>
+              <w:rPr>
+                <w:rFonts w:ascii="Segoe UI" w:hAnsi="Segoe UI"/>
+                <w:sz w:val="20"/>
+              </w:rPr>
+              <w:t xml:space="preserve">A literal like </w:t>
+            </w:r>
+            <w:r>
+              <w:rPr>
+                <w:rFonts w:ascii="Consolas" w:hAnsi="Consolas"/>
+                <w:color w:val="A01E4C"/>
+                <w:sz w:val="20"/>
+              </w:rPr>
+              <w:t>"claims-triage"</w:t>
+            </w:r>
+            <w:r>
+              <w:rPr>
+                <w:rFonts w:ascii="Segoe UI" w:hAnsi="Segoe UI"/>
+                <w:sz w:val="20"/>
+              </w:rPr>
+              <w:t xml:space="preserve"> — see below</w:t>
             </w:r>
           </w:p>
         </w:tc>
@@ -4047,9 +4139,17 @@
       <w:r>
         <w:rPr>
           <w:rFonts w:ascii="Segoe UI" w:hAnsi="Segoe UI"/>
+          <w:b/>
           <w:sz w:val="22"/>
         </w:rPr>
-        <w:t xml:space="preserve">Adjust the exact FEEL paths to match whatever variable your AI Agent element actually stores its result in — </w:t>
+        <w:t>Agent name</w:t>
+      </w:r>
+      <w:r>
+        <w:rPr>
+          <w:rFonts w:ascii="Segoe UI" w:hAnsi="Segoe UI"/>
+          <w:sz w:val="22"/>
+        </w:rPr>
+        <w:t xml:space="preserve"> identifies which agent a call belongs to, so token count and cost can be broken down per agent (chargeback/showback by agent role). Left blank, it defaults to </w:t>
       </w:r>
       <w:r>
         <w:rPr>
@@ -4057,14 +4157,143 @@
           <w:color w:val="A01E4C"/>
           <w:sz w:val="20"/>
         </w:rPr>
-        <w:t>agentResult</w:t>
+        <w:t>&lt;processId&gt;:&lt;elementId&gt;</w:t>
       </w:r>
       <w:r>
         <w:rPr>
           <w:rFonts w:ascii="Segoe UI" w:hAnsi="Segoe UI"/>
           <w:sz w:val="22"/>
         </w:rPr>
-        <w:t xml:space="preserve"> above is illustrative, matching the demo BPMN files.</w:t>
+        <w:t xml:space="preserve"> of the Token cost task, or </w:t>
+      </w:r>
+      <w:r>
+        <w:rPr>
+          <w:rFonts w:ascii="Consolas" w:hAnsi="Consolas"/>
+          <w:color w:val="A01E4C"/>
+          <w:sz w:val="20"/>
+        </w:rPr>
+        <w:t>unspecified</w:t>
+      </w:r>
+      <w:r>
+        <w:rPr>
+          <w:rFonts w:ascii="Segoe UI" w:hAnsi="Segoe UI"/>
+          <w:sz w:val="22"/>
+        </w:rPr>
+        <w:t xml:space="preserve"> if that isn't available. It is used as a Prometheus label, so keep it to a </w:t>
+      </w:r>
+      <w:r>
+        <w:rPr>
+          <w:rFonts w:ascii="Segoe UI" w:hAnsi="Segoe UI"/>
+          <w:b/>
+          <w:sz w:val="22"/>
+        </w:rPr>
+        <w:t>small, stable set of names</w:t>
+      </w:r>
+      <w:r>
+        <w:rPr>
+          <w:rFonts w:ascii="Segoe UI" w:hAnsi="Segoe UI"/>
+          <w:sz w:val="22"/>
+        </w:rPr>
+        <w:t xml:space="preserve"> — never bind it to something per-instance or per-customer (for example </w:t>
+      </w:r>
+      <w:r>
+        <w:rPr>
+          <w:rFonts w:ascii="Consolas" w:hAnsi="Consolas"/>
+          <w:color w:val="A01E4C"/>
+          <w:sz w:val="20"/>
+        </w:rPr>
+        <w:t>=customerId</w:t>
+      </w:r>
+      <w:r>
+        <w:rPr>
+          <w:rFonts w:ascii="Segoe UI" w:hAnsi="Segoe UI"/>
+          <w:sz w:val="22"/>
+        </w:rPr>
+        <w:t xml:space="preserve">), because every distinct value becomes a permanent new time series and Prometheus's storage grows without bound. This field arrived in template version 3: existing elements built from version 2 need the template updated/re-applied in Modeler to show it, and re-applying regenerates the task's mappings, which deletes the demo BPMN's hand-added </w:t>
+      </w:r>
+      <w:r>
+        <w:rPr>
+          <w:rFonts w:ascii="Consolas" w:hAnsi="Consolas"/>
+          <w:color w:val="A01E4C"/>
+          <w:sz w:val="20"/>
+        </w:rPr>
+        <w:t>totalCostMicros</w:t>
+      </w:r>
+      <w:r>
+        <w:rPr>
+          <w:rFonts w:ascii="Segoe UI" w:hAnsi="Segoe UI"/>
+          <w:sz w:val="22"/>
+        </w:rPr>
+        <w:t>/</w:t>
+      </w:r>
+      <w:r>
+        <w:rPr>
+          <w:rFonts w:ascii="Consolas" w:hAnsi="Consolas"/>
+          <w:color w:val="A01E4C"/>
+          <w:sz w:val="20"/>
+        </w:rPr>
+        <w:t>totalCostUsd</w:t>
+      </w:r>
+      <w:r>
+        <w:rPr>
+          <w:rFonts w:ascii="Segoe UI" w:hAnsi="Segoe UI"/>
+          <w:sz w:val="22"/>
+        </w:rPr>
+        <w:t xml:space="preserve"> accumulator outputs — re-add them afterward (see Section 6.4).</w:t>
+      </w:r>
+    </w:p>
+    <w:p>
+      <w:r>
+        <w:rPr>
+          <w:rFonts w:ascii="Segoe UI" w:hAnsi="Segoe UI"/>
+          <w:sz w:val="22"/>
+        </w:rPr>
+        <w:t>The path above is Camunda's real AI Agent Task result shape (</w:t>
+      </w:r>
+      <w:r>
+        <w:rPr>
+          <w:rFonts w:ascii="Consolas" w:hAnsi="Consolas"/>
+          <w:color w:val="A01E4C"/>
+          <w:sz w:val="20"/>
+        </w:rPr>
+        <w:t>agent</w:t>
+      </w:r>
+      <w:r>
+        <w:rPr>
+          <w:rFonts w:ascii="Segoe UI" w:hAnsi="Segoe UI"/>
+          <w:sz w:val="22"/>
+        </w:rPr>
+        <w:t xml:space="preserve"> being whatever you named the result variable) — verified against a real deployment, not assumed. </w:t>
+      </w:r>
+      <w:r>
+        <w:rPr>
+          <w:rFonts w:ascii="Segoe UI" w:hAnsi="Segoe UI"/>
+          <w:b/>
+          <w:sz w:val="22"/>
+        </w:rPr>
+        <w:t>It only exists when the AI Agent element's "Include assistant message" option is enabled</w:t>
+      </w:r>
+      <w:r>
+        <w:rPr>
+          <w:rFonts w:ascii="Segoe UI" w:hAnsi="Segoe UI"/>
+          <w:sz w:val="22"/>
+        </w:rPr>
+        <w:t xml:space="preserve"> (normally that option just controls whether the assistant's full response text also gets carried into your process variables — turning it on is what happens to also populate token usage). Leave it off and these two fields resolve to null, failing this connector's own validation before any cost gets computed. </w:t>
+      </w:r>
+      <w:r>
+        <w:rPr>
+          <w:rFonts w:ascii="Consolas" w:hAnsi="Consolas"/>
+          <w:color w:val="A01E4C"/>
+          <w:sz w:val="20"/>
+        </w:rPr>
+        <w:t>bpmn/ai-agent-task-cost-tracking.bpmn</w:t>
+      </w:r>
+      <w:r>
+        <w:rPr>
+          <w:rFonts w:ascii="Segoe UI" w:hAnsi="Segoe UI"/>
+          <w:sz w:val="22"/>
+        </w:rPr>
+        <w:t xml:space="preserve"> wires a real AI Agent Task element with this exact path and that option enabled — see its own top comment.</w:t>
       </w:r>
     </w:p>
     <w:p>
@@ -4180,6 +4409,21 @@
           <w:sz w:val="19"/>
         </w:rPr>
         <w:t xml:space="preserve">  "model": "claude-sonnet-4-5",</w:t>
+      </w:r>
+    </w:p>
+    <w:p>
+      <w:pPr>
+        <w:shd w:val="clear" w:color="auto" w:fill="F2F2F2"/>
+        <w:spacing w:after="0" w:before="0"/>
+        <w:ind w:left="216"/>
+      </w:pPr>
+      <w:r>
+        <w:rPr>
+          <w:rFonts w:ascii="Consolas" w:hAnsi="Consolas"/>
+          <w:color w:val="222222"/>
+          <w:sz w:val="19"/>
+        </w:rPr>
+        <w:t xml:space="preserve">  "agent": "claims-triage",</w:t>
       </w:r>
     </w:p>
     <w:p>
@@ -4508,6 +4752,69 @@
           </w:p>
         </w:tc>
       </w:tr>
+      <w:tr>
+        <w:tc>
+          <w:tcPr>
+            <w:tcW w:type="dxa" w:w="4680"/>
+          </w:tcPr>
+          <w:p>
+            <w:r/>
+            <w:r>
+              <w:rPr>
+                <w:rFonts w:ascii="Consolas" w:hAnsi="Consolas"/>
+                <w:color w:val="A01E4C"/>
+                <w:sz w:val="20"/>
+              </w:rPr>
+              <w:t>agent</w:t>
+            </w:r>
+          </w:p>
+        </w:tc>
+        <w:tc>
+          <w:tcPr>
+            <w:tcW w:type="dxa" w:w="4680"/>
+          </w:tcPr>
+          <w:p>
+            <w:r/>
+            <w:r>
+              <w:rPr>
+                <w:rFonts w:ascii="Segoe UI" w:hAnsi="Segoe UI"/>
+                <w:sz w:val="20"/>
+              </w:rPr>
+              <w:t xml:space="preserve">The agent name you set, else </w:t>
+            </w:r>
+            <w:r>
+              <w:rPr>
+                <w:rFonts w:ascii="Consolas" w:hAnsi="Consolas"/>
+                <w:color w:val="A01E4C"/>
+                <w:sz w:val="20"/>
+              </w:rPr>
+              <w:t>&lt;processId&gt;:&lt;elementId&gt;</w:t>
+            </w:r>
+            <w:r>
+              <w:rPr>
+                <w:rFonts w:ascii="Segoe UI" w:hAnsi="Segoe UI"/>
+                <w:sz w:val="20"/>
+              </w:rPr>
+              <w:t xml:space="preserve">, else </w:t>
+            </w:r>
+            <w:r>
+              <w:rPr>
+                <w:rFonts w:ascii="Consolas" w:hAnsi="Consolas"/>
+                <w:color w:val="A01E4C"/>
+                <w:sz w:val="20"/>
+              </w:rPr>
+              <w:t>unspecified</w:t>
+            </w:r>
+            <w:r>
+              <w:rPr>
+                <w:rFonts w:ascii="Segoe UI" w:hAnsi="Segoe UI"/>
+                <w:sz w:val="20"/>
+              </w:rPr>
+              <w:t xml:space="preserve"> — never null.</w:t>
+            </w:r>
+          </w:p>
+        </w:tc>
+      </w:tr>
     </w:tbl>
     <w:p>
       <w:pPr>
@@ -4549,7 +4856,52 @@
           <w:rFonts w:ascii="Segoe UI" w:hAnsi="Segoe UI"/>
           <w:sz w:val="22"/>
         </w:rPr>
-        <w:t xml:space="preserve"> — an explicit AI Agent Task loop with an accumulated running total:</w:t>
+        <w:t xml:space="preserve"> — a </w:t>
+      </w:r>
+      <w:r>
+        <w:rPr>
+          <w:rFonts w:ascii="Segoe UI" w:hAnsi="Segoe UI"/>
+          <w:b/>
+          <w:sz w:val="22"/>
+        </w:rPr>
+        <w:t>real</w:t>
+      </w:r>
+      <w:r>
+        <w:rPr>
+          <w:rFonts w:ascii="Segoe UI" w:hAnsi="Segoe UI"/>
+          <w:sz w:val="22"/>
+        </w:rPr>
+        <w:t xml:space="preserve"> </w:t>
+      </w:r>
+      <w:r>
+        <w:rPr>
+          <w:rFonts w:ascii="Consolas" w:hAnsi="Consolas"/>
+          <w:color w:val="A01E4C"/>
+          <w:sz w:val="20"/>
+        </w:rPr>
+        <w:t>io.camunda.connectors.agenticai.aiagent.v1</w:t>
+      </w:r>
+      <w:r>
+        <w:rPr>
+          <w:rFonts w:ascii="Segoe UI" w:hAnsi="Segoe UI"/>
+          <w:sz w:val="22"/>
+        </w:rPr>
+        <w:t xml:space="preserve"> AI Agent Task element (not a placeholder; calls Camunda's provided LLM, </w:t>
+      </w:r>
+      <w:r>
+        <w:rPr>
+          <w:rFonts w:ascii="Consolas" w:hAnsi="Consolas"/>
+          <w:color w:val="A01E4C"/>
+          <w:sz w:val="20"/>
+        </w:rPr>
+        <w:t>anthropic.claude-haiku-4-5</w:t>
+      </w:r>
+      <w:r>
+        <w:rPr>
+          <w:rFonts w:ascii="Segoe UI" w:hAnsi="Segoe UI"/>
+          <w:sz w:val="22"/>
+        </w:rPr>
+        <w:t>), tested end to end against a real Testcontainers-backed Zeebe engine:</w:t>
       </w:r>
     </w:p>
     <w:p>
@@ -4568,7 +4920,7 @@
           <w:color w:val="222222"/>
           <w:sz w:val="19"/>
         </w:rPr>
-        <w:t>Start (iterationCount = 0, totalCostMicros = 0, totalCostUsd = 0)</w:t>
+        <w:t>Start (totalCostMicros = 0, totalCostUsd = 0)</w:t>
       </w:r>
     </w:p>
     <w:p>
@@ -4583,7 +4935,7 @@
           <w:color w:val="222222"/>
           <w:sz w:val="19"/>
         </w:rPr>
-        <w:t xml:space="preserve">  → AI Agent Task</w:t>
+        <w:t xml:space="preserve">  → AI Agent Task (real element - Include assistant message ON, see Section 6.2)</w:t>
       </w:r>
     </w:p>
     <w:p>
@@ -4629,36 +4981,6 @@
           <w:sz w:val="19"/>
         </w:rPr>
         <w:t xml:space="preserve">      (totalCostUsd = totalCostUsd + tokenCostResult.costUsd)</w:t>
-      </w:r>
-    </w:p>
-    <w:p>
-      <w:pPr>
-        <w:shd w:val="clear" w:color="auto" w:fill="F2F2F2"/>
-        <w:spacing w:after="0" w:before="0"/>
-        <w:ind w:left="216"/>
-      </w:pPr>
-      <w:r>
-        <w:rPr>
-          <w:rFonts w:ascii="Consolas" w:hAnsi="Consolas"/>
-          <w:color w:val="222222"/>
-          <w:sz w:val="19"/>
-        </w:rPr>
-        <w:t xml:space="preserve">  → "Continue looping?" gateway</w:t>
-      </w:r>
-    </w:p>
-    <w:p>
-      <w:pPr>
-        <w:shd w:val="clear" w:color="auto" w:fill="F2F2F2"/>
-        <w:spacing w:after="0" w:before="0"/>
-        <w:ind w:left="216"/>
-      </w:pPr>
-      <w:r>
-        <w:rPr>
-          <w:rFonts w:ascii="Consolas" w:hAnsi="Consolas"/>
-          <w:color w:val="222222"/>
-          <w:sz w:val="19"/>
-        </w:rPr>
-        <w:t xml:space="preserve">       ├─ agent wants another round &amp; under iteration limit → back to AI Agent Task</w:t>
       </w:r>
     </w:p>
     <w:p>
@@ -4677,42 +4999,16 @@
           <w:color w:val="222222"/>
           <w:sz w:val="19"/>
         </w:rPr>
-        <w:t xml:space="preserve">       └─ otherwise → Done</w:t>
+        <w:t xml:space="preserve">  → Done</w:t>
       </w:r>
     </w:p>
     <w:p>
       <w:r>
         <w:rPr>
           <w:rFonts w:ascii="Segoe UI" w:hAnsi="Segoe UI"/>
-          <w:b/>
           <w:sz w:val="22"/>
         </w:rPr>
-        <w:t>`bpmn/ai-agent-subprocess-cost-tracking.bpmn`</w:t>
-      </w:r>
-      <w:r>
-        <w:rPr>
-          <w:rFonts w:ascii="Segoe UI" w:hAnsi="Segoe UI"/>
-          <w:sz w:val="22"/>
-        </w:rPr>
-        <w:t xml:space="preserve"> — the AI Agent Sub-process pattern: one Token Cost Reporter call after the sub-process's own completion, reading its terminal aggregate result. Unlike a gateway/interception-based design, this pattern needs no per-call visibility inside the sub-process's internal tool loop — only its final result, which is always BPMN-visible.</w:t>
-      </w:r>
-    </w:p>
-    <w:p>
-      <w:r>
-        <w:rPr>
-          <w:rFonts w:ascii="Segoe UI" w:hAnsi="Segoe UI"/>
-          <w:sz w:val="22"/>
-        </w:rPr>
-        <w:t>Swap the placeholder "AI Agent Task"/"AI Agent Sub-process" elements in these files for real, fully-configured ones when adapting them for your own process.</w:t>
-      </w:r>
-    </w:p>
-    <w:p>
-      <w:r>
-        <w:rPr>
-          <w:rFonts w:ascii="Segoe UI" w:hAnsi="Segoe UI"/>
-          <w:sz w:val="22"/>
-        </w:rPr>
-        <w:t>Both files accumulate the same two flat, top-level, numeric process variables (</w:t>
+        <w:t xml:space="preserve">A single straight-line pass, not a loop: an earlier version of this file had a "continue looping?" gateway looping back to the AI Agent Task, but a real AI Agent Task has no </w:t>
       </w:r>
       <w:r>
         <w:rPr>
@@ -4720,14 +5016,14 @@
           <w:color w:val="A01E4C"/>
           <w:sz w:val="20"/>
         </w:rPr>
-        <w:t>totalCostMicros</w:t>
+        <w:t>continueLoop</w:t>
       </w:r>
       <w:r>
         <w:rPr>
           <w:rFonts w:ascii="Segoe UI" w:hAnsi="Segoe UI"/>
           <w:sz w:val="22"/>
         </w:rPr>
-        <w:t>/</w:t>
+        <w:t xml:space="preserve"> concept of its own (it runs its own internal tool-call loop internally, up to its own </w:t>
       </w:r>
       <w:r>
         <w:rPr>
@@ -4735,6 +5031,36 @@
           <w:color w:val="A01E4C"/>
           <w:sz w:val="20"/>
         </w:rPr>
+        <w:t>maxModelCalls</w:t>
+      </w:r>
+      <w:r>
+        <w:rPr>
+          <w:rFonts w:ascii="Segoe UI" w:hAnsi="Segoe UI"/>
+          <w:sz w:val="22"/>
+        </w:rPr>
+        <w:t xml:space="preserve"> setting, and completes once), so that loop-back could never actually fire — and Modeler's own linter flags a task with multiple incoming sequence flows and no explicit join as an error regardless. See the file's own top comment for the full story, including an operational gotcha: re-applying/updating this connector's element template on the "Token cost" task in Modeler regenerates that task's whole input/output mapping from the template's own known fields, silently deleting the hand-added </w:t>
+      </w:r>
+      <w:r>
+        <w:rPr>
+          <w:rFonts w:ascii="Consolas" w:hAnsi="Consolas"/>
+          <w:color w:val="A01E4C"/>
+          <w:sz w:val="20"/>
+        </w:rPr>
+        <w:t>totalCostMicros</w:t>
+      </w:r>
+      <w:r>
+        <w:rPr>
+          <w:rFonts w:ascii="Segoe UI" w:hAnsi="Segoe UI"/>
+          <w:sz w:val="22"/>
+        </w:rPr>
+        <w:t>/</w:t>
+      </w:r>
+      <w:r>
+        <w:rPr>
+          <w:rFonts w:ascii="Consolas" w:hAnsi="Consolas"/>
+          <w:color w:val="A01E4C"/>
+          <w:sz w:val="20"/>
+        </w:rPr>
         <w:t>totalCostUsd</w:t>
       </w:r>
       <w:r>
@@ -4742,7 +5068,78 @@
           <w:rFonts w:ascii="Segoe UI" w:hAnsi="Segoe UI"/>
           <w:sz w:val="22"/>
         </w:rPr>
-        <w:t>) even though the Sub-process file only makes one connector call — matching variable names across both patterns, and initializing/accumulating rather than just assigning once, means the same Section 9 reporting recipe works unmodified whichever pattern you use, and the Sub-process file's pattern still works if you later wrap it in a loop of your own.</w:t>
+        <w:t xml:space="preserve"> accumulation lines — re-add them if that happens to you.</w:t>
+      </w:r>
+    </w:p>
+    <w:p>
+      <w:r>
+        <w:rPr>
+          <w:rFonts w:ascii="Segoe UI" w:hAnsi="Segoe UI"/>
+          <w:b/>
+          <w:sz w:val="22"/>
+        </w:rPr>
+        <w:t>`bpmn/ai-agent-subprocess-cost-tracking.bpmn`</w:t>
+      </w:r>
+      <w:r>
+        <w:rPr>
+          <w:rFonts w:ascii="Segoe UI" w:hAnsi="Segoe UI"/>
+          <w:sz w:val="22"/>
+        </w:rPr>
+        <w:t xml:space="preserve"> — still a </w:t>
+      </w:r>
+      <w:r>
+        <w:rPr>
+          <w:rFonts w:ascii="Segoe UI" w:hAnsi="Segoe UI"/>
+          <w:b/>
+          <w:sz w:val="22"/>
+        </w:rPr>
+        <w:t>placeholder</w:t>
+      </w:r>
+      <w:r>
+        <w:rPr>
+          <w:rFonts w:ascii="Segoe UI" w:hAnsi="Segoe UI"/>
+          <w:sz w:val="22"/>
+        </w:rPr>
+        <w:t xml:space="preserve"> AI Agent Sub-process element (illustrative field names, not verified against a real deployment, and not exercised by any automated test), demonstrating the pattern: one Token Cost Reporter call after the sub-process's own completion, reading its terminal aggregate result. Unlike a gateway/interception-based design, this pattern needs no per-call visibility inside the sub-process's internal tool loop — only its final result, which is always BPMN-visible. Swap in a real, fully-configured AI Agent Sub-process element when adapting it.</w:t>
+      </w:r>
+    </w:p>
+    <w:p>
+      <w:r>
+        <w:rPr>
+          <w:rFonts w:ascii="Segoe UI" w:hAnsi="Segoe UI"/>
+          <w:sz w:val="22"/>
+        </w:rPr>
+        <w:t>Both files accumulate the same two flat, top-level, numeric process variables (</w:t>
+      </w:r>
+      <w:r>
+        <w:rPr>
+          <w:rFonts w:ascii="Consolas" w:hAnsi="Consolas"/>
+          <w:color w:val="A01E4C"/>
+          <w:sz w:val="20"/>
+        </w:rPr>
+        <w:t>totalCostMicros</w:t>
+      </w:r>
+      <w:r>
+        <w:rPr>
+          <w:rFonts w:ascii="Segoe UI" w:hAnsi="Segoe UI"/>
+          <w:sz w:val="22"/>
+        </w:rPr>
+        <w:t>/</w:t>
+      </w:r>
+      <w:r>
+        <w:rPr>
+          <w:rFonts w:ascii="Consolas" w:hAnsi="Consolas"/>
+          <w:color w:val="A01E4C"/>
+          <w:sz w:val="20"/>
+        </w:rPr>
+        <w:t>totalCostUsd</w:t>
+      </w:r>
+      <w:r>
+        <w:rPr>
+          <w:rFonts w:ascii="Segoe UI" w:hAnsi="Segoe UI"/>
+          <w:sz w:val="22"/>
+        </w:rPr>
+        <w:t>) even though the Sub-process file only makes one connector call — matching variable names across both patterns means the same Section 9 reporting recipe works unmodified whichever pattern you use, and the Sub-process file's pattern still works if you later wrap it in a loop of your own.</w:t>
       </w:r>
     </w:p>
     <w:p>
@@ -5011,7 +5408,7 @@
           <w:rFonts w:ascii="Segoe UI" w:hAnsi="Segoe UI"/>
           <w:sz w:val="22"/>
         </w:rPr>
-        <w:t xml:space="preserve"> and </w:t>
+        <w:t xml:space="preserve">, </w:t>
       </w:r>
       <w:r>
         <w:rPr>
@@ -5026,7 +5423,67 @@
           <w:rFonts w:ascii="Segoe UI" w:hAnsi="Segoe UI"/>
           <w:sz w:val="22"/>
         </w:rPr>
-        <w:t>:</w:t>
+        <w:t xml:space="preserve"> and </w:t>
+      </w:r>
+      <w:r>
+        <w:rPr>
+          <w:rFonts w:ascii="Consolas" w:hAnsi="Consolas"/>
+          <w:color w:val="A01E4C"/>
+          <w:sz w:val="20"/>
+        </w:rPr>
+        <w:t>agent</w:t>
+      </w:r>
+      <w:r>
+        <w:rPr>
+          <w:rFonts w:ascii="Segoe UI" w:hAnsi="Segoe UI"/>
+          <w:sz w:val="22"/>
+        </w:rPr>
+        <w:t xml:space="preserve"> (the </w:t>
+      </w:r>
+      <w:r>
+        <w:rPr>
+          <w:rFonts w:ascii="Consolas" w:hAnsi="Consolas"/>
+          <w:color w:val="A01E4C"/>
+          <w:sz w:val="20"/>
+        </w:rPr>
+        <w:t>agent</w:t>
+      </w:r>
+      <w:r>
+        <w:rPr>
+          <w:rFonts w:ascii="Segoe UI" w:hAnsi="Segoe UI"/>
+          <w:sz w:val="22"/>
+        </w:rPr>
+        <w:t xml:space="preserve"> tag is always present — Prometheus requires the same tag keys on every sample of a metric — falling back to </w:t>
+      </w:r>
+      <w:r>
+        <w:rPr>
+          <w:rFonts w:ascii="Consolas" w:hAnsi="Consolas"/>
+          <w:color w:val="A01E4C"/>
+          <w:sz w:val="20"/>
+        </w:rPr>
+        <w:t>&lt;processId&gt;:&lt;elementId&gt;</w:t>
+      </w:r>
+      <w:r>
+        <w:rPr>
+          <w:rFonts w:ascii="Segoe UI" w:hAnsi="Segoe UI"/>
+          <w:sz w:val="22"/>
+        </w:rPr>
+        <w:t xml:space="preserve">, then </w:t>
+      </w:r>
+      <w:r>
+        <w:rPr>
+          <w:rFonts w:ascii="Consolas" w:hAnsi="Consolas"/>
+          <w:color w:val="A01E4C"/>
+          <w:sz w:val="20"/>
+        </w:rPr>
+        <w:t>unspecified</w:t>
+      </w:r>
+      <w:r>
+        <w:rPr>
+          <w:rFonts w:ascii="Segoe UI" w:hAnsi="Segoe UI"/>
+          <w:sz w:val="22"/>
+        </w:rPr>
+        <w:t>):</w:t>
       </w:r>
     </w:p>
     <w:tbl>
@@ -5469,6 +5926,21 @@
           <w:rFonts w:ascii="Segoe UI" w:hAnsi="Segoe UI"/>
           <w:sz w:val="22"/>
         </w:rPr>
+        <w:t>), spend by agent (</w:t>
+      </w:r>
+      <w:r>
+        <w:rPr>
+          <w:rFonts w:ascii="Consolas" w:hAnsi="Consolas"/>
+          <w:color w:val="A01E4C"/>
+          <w:sz w:val="20"/>
+        </w:rPr>
+        <w:t>sum by (agent) (governor_cost_usd_total)</w:t>
+      </w:r>
+      <w:r>
+        <w:rPr>
+          <w:rFonts w:ascii="Segoe UI" w:hAnsi="Segoe UI"/>
+          <w:sz w:val="22"/>
+        </w:rPr>
         <w:t>), average tokens per call (</w:t>
       </w:r>
       <w:r>
@@ -5595,6 +6067,53 @@
           <w:sz w:val="22"/>
         </w:rPr>
         <w:t xml:space="preserve"> accumulator variables (see Section 6.4) are built specifically to feed it.</w:t>
+      </w:r>
+    </w:p>
+    <w:p>
+      <w:r>
+        <w:rPr>
+          <w:rFonts w:ascii="Segoe UI" w:hAnsi="Segoe UI"/>
+          <w:b/>
+          <w:sz w:val="22"/>
+        </w:rPr>
+        <w:t>Per-agent reporting:</w:t>
+      </w:r>
+      <w:r>
+        <w:rPr>
+          <w:rFonts w:ascii="Segoe UI" w:hAnsi="Segoe UI"/>
+          <w:sz w:val="22"/>
+        </w:rPr>
+        <w:t xml:space="preserve"> Prometheus (Section 8) is the right tool for a real per-agent breakdown. </w:t>
+      </w:r>
+      <w:r>
+        <w:rPr>
+          <w:rFonts w:ascii="Consolas" w:hAnsi="Consolas"/>
+          <w:color w:val="A01E4C"/>
+          <w:sz w:val="20"/>
+        </w:rPr>
+        <w:t>totalCostUsd</w:t>
+      </w:r>
+      <w:r>
+        <w:rPr>
+          <w:rFonts w:ascii="Segoe UI" w:hAnsi="Segoe UI"/>
+          <w:sz w:val="22"/>
+        </w:rPr>
+        <w:t xml:space="preserve"> is a single per-instance total, so in Optimize it only separates agents cleanly when each process has one agent — in that case the process definition already is the agent, and Optimize reports per process definition natively. A process that runs several different agents would mix their costs in </w:t>
+      </w:r>
+      <w:r>
+        <w:rPr>
+          <w:rFonts w:ascii="Consolas" w:hAnsi="Consolas"/>
+          <w:color w:val="A01E4C"/>
+          <w:sz w:val="20"/>
+        </w:rPr>
+        <w:t>totalCostUsd</w:t>
+      </w:r>
+      <w:r>
+        <w:rPr>
+          <w:rFonts w:ascii="Segoe UI" w:hAnsi="Segoe UI"/>
+          <w:sz w:val="22"/>
+        </w:rPr>
+        <w:t>; use Prometheus for those.</w:t>
       </w:r>
     </w:p>
     <w:p>
@@ -6318,7 +6837,37 @@
           <w:rFonts w:ascii="Segoe UI" w:hAnsi="Segoe UI"/>
           <w:sz w:val="22"/>
         </w:rPr>
-        <w:t xml:space="preserve"> for Camunda SaaS — see the file's own comments for self-managed alternatives). Notice there is nothing else to fill in: the connector itself needs no secrets in this file.</w:t>
+        <w:t xml:space="preserve"> for Camunda SaaS — see the file's own comments for self-managed alternatives). The connector itself needs no other secrets in this file. One requirement is easy to miss: the API client must have been created in Console with the </w:t>
+      </w:r>
+      <w:r>
+        <w:rPr>
+          <w:rFonts w:ascii="Segoe UI" w:hAnsi="Segoe UI"/>
+          <w:b/>
+          <w:sz w:val="22"/>
+        </w:rPr>
+        <w:t>Secrets</w:t>
+      </w:r>
+      <w:r>
+        <w:rPr>
+          <w:rFonts w:ascii="Segoe UI" w:hAnsi="Segoe UI"/>
+          <w:sz w:val="22"/>
+        </w:rPr>
+        <w:t xml:space="preserve"> scope, in addition to the scope that lets it read and complete jobs — without it, a runtime you host yourself cannot read the </w:t>
+      </w:r>
+      <w:r>
+        <w:rPr>
+          <w:rFonts w:ascii="Consolas" w:hAnsi="Consolas"/>
+          <w:color w:val="A01E4C"/>
+          <w:sz w:val="20"/>
+        </w:rPr>
+        <w:t>GOVERNOR_PRICE_TABLE</w:t>
+      </w:r>
+      <w:r>
+        <w:rPr>
+          <w:rFonts w:ascii="Segoe UI" w:hAnsi="Segoe UI"/>
+          <w:sz w:val="22"/>
+        </w:rPr>
+        <w:t xml:space="preserve"> cluster secret (the compose file already enables the runtime's Console secret provider). The runtime connects out to your cluster and polls for jobs; Camunda SaaS never calls in, and custom connectors cannot be uploaded to SaaS's own runtime. For every other platform — local without Docker, Kubernetes, AWS and Azure — see the separate Deployment Guide.</w:t>
       </w:r>
     </w:p>
     <w:p>
@@ -7686,6 +8235,69 @@
             <w:r/>
             <w:r>
               <w:rPr>
+                <w:rFonts w:ascii="Segoe UI" w:hAnsi="Segoe UI"/>
+                <w:b/>
+                <w:sz w:val="20"/>
+              </w:rPr>
+              <w:t>Agent name</w:t>
+            </w:r>
+          </w:p>
+        </w:tc>
+        <w:tc>
+          <w:tcPr>
+            <w:tcW w:type="dxa" w:w="4680"/>
+          </w:tcPr>
+          <w:p>
+            <w:r/>
+            <w:r>
+              <w:rPr>
+                <w:rFonts w:ascii="Segoe UI" w:hAnsi="Segoe UI"/>
+                <w:sz w:val="20"/>
+              </w:rPr>
+              <w:t xml:space="preserve">Optional label on each call identifying which agent it belongs to — echoed as </w:t>
+            </w:r>
+            <w:r>
+              <w:rPr>
+                <w:rFonts w:ascii="Consolas" w:hAnsi="Consolas"/>
+                <w:color w:val="A01E4C"/>
+                <w:sz w:val="20"/>
+              </w:rPr>
+              <w:t>tokenCostResult.agent</w:t>
+            </w:r>
+            <w:r>
+              <w:rPr>
+                <w:rFonts w:ascii="Segoe UI" w:hAnsi="Segoe UI"/>
+                <w:sz w:val="20"/>
+              </w:rPr>
+              <w:t xml:space="preserve"> and used as the </w:t>
+            </w:r>
+            <w:r>
+              <w:rPr>
+                <w:rFonts w:ascii="Consolas" w:hAnsi="Consolas"/>
+                <w:color w:val="A01E4C"/>
+                <w:sz w:val="20"/>
+              </w:rPr>
+              <w:t>agent</w:t>
+            </w:r>
+            <w:r>
+              <w:rPr>
+                <w:rFonts w:ascii="Segoe UI" w:hAnsi="Segoe UI"/>
+                <w:sz w:val="20"/>
+              </w:rPr>
+              <w:t xml:space="preserve"> Prometheus label, so cost and tokens can be broken down per agent. Must stay low-cardinality (a few stable names).</w:t>
+            </w:r>
+          </w:p>
+        </w:tc>
+      </w:tr>
+      <w:tr>
+        <w:tc>
+          <w:tcPr>
+            <w:tcW w:type="dxa" w:w="4680"/>
+          </w:tcPr>
+          <w:p>
+            <w:r/>
+            <w:r>
+              <w:rPr>
                 <w:rFonts w:ascii="Consolas" w:hAnsi="Consolas"/>
                 <w:color w:val="A01E4C"/>
                 <w:sz w:val="20"/>
@@ -7845,29 +8457,14 @@
           <w:b/>
           <w:sz w:val="22"/>
         </w:rPr>
-        <w:t>The bundled default price table is illustrative, not verified against live provider pricing.</w:t>
+        <w:t>Token usage only exists in the AI Agent Task's result when "Include assistant message" is enabled</w:t>
       </w:r>
       <w:r>
         <w:rPr>
           <w:rFonts w:ascii="Segoe UI" w:hAnsi="Segoe UI"/>
           <w:sz w:val="22"/>
         </w:rPr>
-        <w:t xml:space="preserve"> It exists to make a zero-config quick start possible, not as a source of truth — configure the </w:t>
-      </w:r>
-      <w:r>
-        <w:rPr>
-          <w:rFonts w:ascii="Consolas" w:hAnsi="Consolas"/>
-          <w:color w:val="A01E4C"/>
-          <w:sz w:val="20"/>
-        </w:rPr>
-        <w:t>GOVERNOR_PRICE_TABLE</w:t>
-      </w:r>
-      <w:r>
-        <w:rPr>
-          <w:rFonts w:ascii="Segoe UI" w:hAnsi="Segoe UI"/>
-          <w:sz w:val="22"/>
-        </w:rPr>
-        <w:t xml:space="preserve"> cluster secret with real, current prices before relying on this for actual cost tracking (Section 5.4).</w:t>
+        <w:t xml:space="preserve"> (see Section 6.2) — this isn't documented prominently by Camunda and is easy to miss; leaving it off silently means this connector's input/output token fields resolve to null.</w:t>
       </w:r>
     </w:p>
     <w:p>
@@ -7892,14 +8489,14 @@
           <w:b/>
           <w:sz w:val="22"/>
         </w:rPr>
-        <w:t>No multi-currency support.</w:t>
+        <w:t>The bundled default price table is illustrative, not verified against live provider pricing.</w:t>
       </w:r>
       <w:r>
         <w:rPr>
           <w:rFonts w:ascii="Segoe UI" w:hAnsi="Segoe UI"/>
           <w:sz w:val="22"/>
         </w:rPr>
-        <w:t xml:space="preserve"> Each price row carries its own </w:t>
+        <w:t xml:space="preserve"> It exists to make a zero-config quick start possible, not as a source of truth — configure the </w:t>
       </w:r>
       <w:r>
         <w:rPr>
@@ -7907,29 +8504,14 @@
           <w:color w:val="A01E4C"/>
           <w:sz w:val="20"/>
         </w:rPr>
-        <w:t>currency</w:t>
+        <w:t>GOVERNOR_PRICE_TABLE</w:t>
       </w:r>
       <w:r>
         <w:rPr>
           <w:rFonts w:ascii="Segoe UI" w:hAnsi="Segoe UI"/>
           <w:sz w:val="22"/>
         </w:rPr>
-        <w:t xml:space="preserve"> field, passed straight through to </w:t>
-      </w:r>
-      <w:r>
-        <w:rPr>
-          <w:rFonts w:ascii="Consolas" w:hAnsi="Consolas"/>
-          <w:color w:val="A01E4C"/>
-          <w:sz w:val="20"/>
-        </w:rPr>
-        <w:t>tokenCostResult.currency</w:t>
-      </w:r>
-      <w:r>
-        <w:rPr>
-          <w:rFonts w:ascii="Segoe UI" w:hAnsi="Segoe UI"/>
-          <w:sz w:val="22"/>
-        </w:rPr>
-        <w:t>, but the connector performs no currency conversion — aggregating cost across models priced in different currencies is left to whoever consumes the result.</w:t>
+        <w:t xml:space="preserve"> cluster secret with real, current prices before relying on this for actual cost tracking (Section 5.4).</w:t>
       </w:r>
     </w:p>
     <w:p>
@@ -7954,14 +8536,14 @@
           <w:b/>
           <w:sz w:val="22"/>
         </w:rPr>
-        <w:t>No human-baseline or "savings" calculation.</w:t>
+        <w:t>No multi-currency support.</w:t>
       </w:r>
       <w:r>
         <w:rPr>
           <w:rFonts w:ascii="Segoe UI" w:hAnsi="Segoe UI"/>
           <w:sz w:val="22"/>
         </w:rPr>
-        <w:t xml:space="preserve"> This connector reports </w:t>
+        <w:t xml:space="preserve"> Each price row carries its own </w:t>
       </w:r>
       <w:r>
         <w:rPr>
@@ -7969,14 +8551,29 @@
           <w:color w:val="A01E4C"/>
           <w:sz w:val="20"/>
         </w:rPr>
-        <w:t>costUsd</w:t>
+        <w:t>currency</w:t>
       </w:r>
       <w:r>
         <w:rPr>
           <w:rFonts w:ascii="Segoe UI" w:hAnsi="Segoe UI"/>
           <w:sz w:val="22"/>
         </w:rPr>
-        <w:t>; it has no way to know what a manual/human version of the same task would have cost, and doesn't try to guess. That comparison is a downstream FEEL expression or report you write, using whatever baseline figure you already have.</w:t>
+        <w:t xml:space="preserve"> field, passed straight through to </w:t>
+      </w:r>
+      <w:r>
+        <w:rPr>
+          <w:rFonts w:ascii="Consolas" w:hAnsi="Consolas"/>
+          <w:color w:val="A01E4C"/>
+          <w:sz w:val="20"/>
+        </w:rPr>
+        <w:t>tokenCostResult.currency</w:t>
+      </w:r>
+      <w:r>
+        <w:rPr>
+          <w:rFonts w:ascii="Segoe UI" w:hAnsi="Segoe UI"/>
+          <w:sz w:val="22"/>
+        </w:rPr>
+        <w:t>, but the connector performs no currency conversion — aggregating cost across models priced in different currencies is left to whoever consumes the result.</w:t>
       </w:r>
     </w:p>
     <w:p>
@@ -8001,14 +8598,14 @@
           <w:b/>
           <w:sz w:val="22"/>
         </w:rPr>
-        <w:t>Job type strings for the native Agentic AI elements change between Camunda releases.</w:t>
+        <w:t>No human-baseline or "savings" calculation.</w:t>
       </w:r>
       <w:r>
         <w:rPr>
           <w:rFonts w:ascii="Segoe UI" w:hAnsi="Segoe UI"/>
           <w:sz w:val="22"/>
         </w:rPr>
-        <w:t xml:space="preserve"> Verify </w:t>
+        <w:t xml:space="preserve"> This connector reports </w:t>
       </w:r>
       <w:r>
         <w:rPr>
@@ -8016,14 +8613,46 @@
           <w:color w:val="A01E4C"/>
           <w:sz w:val="20"/>
         </w:rPr>
-        <w:t>io.camunda.agenticai:aiagent:task:2</w:t>
+        <w:t>costUsd</w:t>
       </w:r>
       <w:r>
         <w:rPr>
           <w:rFonts w:ascii="Segoe UI" w:hAnsi="Segoe UI"/>
           <w:sz w:val="22"/>
         </w:rPr>
-        <w:t xml:space="preserve"> / </w:t>
+        <w:t>; it has no way to know what a manual/human version of the same task would have cost, and doesn't try to guess. That comparison is a downstream FEEL expression or report you write, using whatever baseline figure you already have.</w:t>
+      </w:r>
+    </w:p>
+    <w:p>
+      <w:pPr>
+        <w:tabs>
+          <w:tab w:pos="432" w:val="left"/>
+        </w:tabs>
+        <w:spacing w:after="80"/>
+        <w:ind w:left="432" w:hanging="432"/>
+      </w:pPr>
+      <w:r>
+        <w:rPr>
+          <w:rFonts w:ascii="Segoe UI" w:hAnsi="Segoe UI"/>
+          <w:sz w:val="22"/>
+        </w:rPr>
+        <w:t>•</w:t>
+        <w:tab/>
+      </w:r>
+      <w:r>
+        <w:rPr>
+          <w:rFonts w:ascii="Segoe UI" w:hAnsi="Segoe UI"/>
+          <w:b/>
+          <w:sz w:val="22"/>
+        </w:rPr>
+        <w:t>Job type strings for the native Agentic AI elements change between Camunda releases - not just their version suffix, but the naming pattern itself.</w:t>
+      </w:r>
+      <w:r>
+        <w:rPr>
+          <w:rFonts w:ascii="Segoe UI" w:hAnsi="Segoe UI"/>
+          <w:sz w:val="22"/>
+        </w:rPr>
+        <w:t xml:space="preserve"> The real AI Agent Task job type observed against a live Camunda 8.9 SaaS cluster (element template version 7) was </w:t>
       </w:r>
       <w:r>
         <w:rPr>
@@ -8031,14 +8660,29 @@
           <w:color w:val="A01E4C"/>
           <w:sz w:val="20"/>
         </w:rPr>
-        <w:t>:subprocess:2</w:t>
+        <w:t>io.camunda.agenticai:aiagent:1</w:t>
       </w:r>
       <w:r>
         <w:rPr>
           <w:rFonts w:ascii="Segoe UI" w:hAnsi="Segoe UI"/>
           <w:sz w:val="22"/>
         </w:rPr>
-        <w:t xml:space="preserve"> (or whatever your cluster's actual deployed element templates use) before relying on the demo BPMN files unmodified.</w:t>
+        <w:t xml:space="preserve">, not </w:t>
+      </w:r>
+      <w:r>
+        <w:rPr>
+          <w:rFonts w:ascii="Consolas" w:hAnsi="Consolas"/>
+          <w:color w:val="A01E4C"/>
+          <w:sz w:val="20"/>
+        </w:rPr>
+        <w:t>io.camunda.agenticai:aiagent:task:2</w:t>
+      </w:r>
+      <w:r>
+        <w:rPr>
+          <w:rFonts w:ascii="Segoe UI" w:hAnsi="Segoe UI"/>
+          <w:sz w:val="22"/>
+        </w:rPr>
+        <w:t xml:space="preserve"> as earlier drafts of this project assumed without checking a real deployment. Always verify against your own cluster's actual deployed element template rather than trusting any job type string written down here, including this one.</w:t>
       </w:r>
     </w:p>
     <w:sectPr>
